--- a/APLOS/POPResources/Templates/AppADPLEnglish.docx
+++ b/APLOS/POPResources/Templates/AppADPLEnglish.docx
@@ -1,6 +1,6 @@
 
 <file path=word/document.xml><?xml version="1.0" encoding="utf-8"?>
-<w:document xmlns:wpc="http://schemas.microsoft.com/office/word/2010/wordprocessingCanvas" xmlns:cx="http://schemas.microsoft.com/office/drawing/2014/chartex" xmlns:cx1="http://schemas.microsoft.com/office/drawing/2015/9/8/chartex" xmlns:cx2="http://schemas.microsoft.com/office/drawing/2015/10/21/chartex" xmlns:cx3="http://schemas.microsoft.com/office/drawing/2016/5/9/chartex" xmlns:cx4="http://schemas.microsoft.com/office/drawing/2016/5/10/chartex" xmlns:cx5="http://schemas.microsoft.com/office/drawing/2016/5/11/chartex" xmlns:cx6="http://schemas.microsoft.com/office/drawing/2016/5/12/chartex" xmlns:cx7="http://schemas.microsoft.com/office/drawing/2016/5/13/chartex" xmlns:cx8="http://schemas.microsoft.com/office/drawing/2016/5/14/chartex" xmlns:mc="http://schemas.openxmlformats.org/markup-compatibility/2006" xmlns:aink="http://schemas.microsoft.com/office/drawing/2016/ink" xmlns:am3d="http://schemas.microsoft.com/office/drawing/2017/model3d" xmlns:o="urn:schemas-microsoft-com:office:office" xmlns:r="http://schemas.openxmlformats.org/officeDocument/2006/relationships" xmlns:m="http://schemas.openxmlformats.org/officeDocument/2006/math" xmlns:v="urn:schemas-microsoft-com:vml" xmlns:wp14="http://schemas.microsoft.com/office/word/2010/wordprocessingDrawing" xmlns:wp="http://schemas.openxmlformats.org/drawingml/2006/wordprocessingDrawing" xmlns:w10="urn:schemas-microsoft-com:office:word" xmlns:w="http://schemas.openxmlformats.org/wordprocessingml/2006/main" xmlns:w14="http://schemas.microsoft.com/office/word/2010/wordml" xmlns:w15="http://schemas.microsoft.com/office/word/2012/wordml" xmlns:w16cex="http://schemas.microsoft.com/office/word/2018/wordml/cex" xmlns:w16cid="http://schemas.microsoft.com/office/word/2016/wordml/cid" xmlns:w16="http://schemas.microsoft.com/office/word/2018/wordml" xmlns:w16sdtdh="http://schemas.microsoft.com/office/word/2020/wordml/sdtdatahash" xmlns:w16se="http://schemas.microsoft.com/office/word/2015/wordml/symex" xmlns:wpg="http://schemas.microsoft.com/office/word/2010/wordprocessingGroup" xmlns:wpi="http://schemas.microsoft.com/office/word/2010/wordprocessingInk" xmlns:wne="http://schemas.microsoft.com/office/word/2006/wordml" xmlns:wps="http://schemas.microsoft.com/office/word/2010/wordprocessingShape" mc:Ignorable="w14 w15 w16se w16cid w16 w16cex w16sdtdh wp14">
+<w:document xmlns:wpc="http://schemas.microsoft.com/office/word/2010/wordprocessingCanvas" xmlns:cx="http://schemas.microsoft.com/office/drawing/2014/chartex" xmlns:cx1="http://schemas.microsoft.com/office/drawing/2015/9/8/chartex" xmlns:cx2="http://schemas.microsoft.com/office/drawing/2015/10/21/chartex" xmlns:cx3="http://schemas.microsoft.com/office/drawing/2016/5/9/chartex" xmlns:cx4="http://schemas.microsoft.com/office/drawing/2016/5/10/chartex" xmlns:cx5="http://schemas.microsoft.com/office/drawing/2016/5/11/chartex" xmlns:cx6="http://schemas.microsoft.com/office/drawing/2016/5/12/chartex" xmlns:cx7="http://schemas.microsoft.com/office/drawing/2016/5/13/chartex" xmlns:cx8="http://schemas.microsoft.com/office/drawing/2016/5/14/chartex" xmlns:mc="http://schemas.openxmlformats.org/markup-compatibility/2006" xmlns:aink="http://schemas.microsoft.com/office/drawing/2016/ink" xmlns:am3d="http://schemas.microsoft.com/office/drawing/2017/model3d" xmlns:o="urn:schemas-microsoft-com:office:office" xmlns:oel="http://schemas.microsoft.com/office/2019/extlst" xmlns:r="http://schemas.openxmlformats.org/officeDocument/2006/relationships" xmlns:m="http://schemas.openxmlformats.org/officeDocument/2006/math" xmlns:v="urn:schemas-microsoft-com:vml" xmlns:wp14="http://schemas.microsoft.com/office/word/2010/wordprocessingDrawing" xmlns:wp="http://schemas.openxmlformats.org/drawingml/2006/wordprocessingDrawing" xmlns:w10="urn:schemas-microsoft-com:office:word" xmlns:w="http://schemas.openxmlformats.org/wordprocessingml/2006/main" xmlns:w14="http://schemas.microsoft.com/office/word/2010/wordml" xmlns:w15="http://schemas.microsoft.com/office/word/2012/wordml" xmlns:w16cex="http://schemas.microsoft.com/office/word/2018/wordml/cex" xmlns:w16cid="http://schemas.microsoft.com/office/word/2016/wordml/cid" xmlns:w16="http://schemas.microsoft.com/office/word/2018/wordml" xmlns:w16sdtdh="http://schemas.microsoft.com/office/word/2020/wordml/sdtdatahash" xmlns:w16se="http://schemas.microsoft.com/office/word/2015/wordml/symex" xmlns:wpg="http://schemas.microsoft.com/office/word/2010/wordprocessingGroup" xmlns:wpi="http://schemas.microsoft.com/office/word/2010/wordprocessingInk" xmlns:wne="http://schemas.microsoft.com/office/word/2006/wordml" xmlns:wps="http://schemas.microsoft.com/office/word/2010/wordprocessingShape" mc:Ignorable="w14 w15 w16se w16cid w16 w16cex w16sdtdh wp14">
   <w:body>
     <w:p>
       <w:pPr>
@@ -266,7 +266,25 @@
           <w:szCs w:val="22"/>
           <w:lang w:bidi="ar-SA"/>
         </w:rPr>
-        <w:t>{Date}</w:t>
+        <w:t>{</w:t>
+      </w:r>
+      <w:r>
+        <w:rPr>
+          <w:rFonts w:ascii="Arial Narrow" w:hAnsi="Arial Narrow" w:cstheme="majorHAnsi"/>
+          <w:b/>
+          <w:sz w:val="24"/>
+          <w:szCs w:val="24"/>
+        </w:rPr>
+        <w:t>DOJ</w:t>
+      </w:r>
+      <w:r>
+        <w:rPr>
+          <w:rFonts w:asciiTheme="minorHAnsi" w:eastAsiaTheme="minorHAnsi" w:hAnsiTheme="minorHAnsi" w:cstheme="minorBidi"/>
+          <w:color w:val="auto"/>
+          <w:szCs w:val="22"/>
+          <w:lang w:bidi="ar-SA"/>
+        </w:rPr>
+        <w:t>}</w:t>
       </w:r>
     </w:p>
     <w:p>
@@ -322,7 +340,6 @@
         </w:rPr>
         <w:t>{</w:t>
       </w:r>
-      <w:proofErr w:type="spellStart"/>
       <w:r>
         <w:rPr>
           <w:rFonts w:ascii="Arial Narrow" w:hAnsi="Arial Narrow" w:cstheme="majorHAnsi"/>
@@ -333,7 +350,6 @@
         </w:rPr>
         <w:t>EmployeeName</w:t>
       </w:r>
-      <w:proofErr w:type="spellEnd"/>
       <w:r>
         <w:rPr>
           <w:rFonts w:ascii="Arial Narrow" w:eastAsia="Times New Roman" w:hAnsi="Arial Narrow" w:cstheme="majorHAnsi"/>
@@ -505,7 +521,6 @@
         </w:rPr>
         <w:t>{</w:t>
       </w:r>
-      <w:proofErr w:type="spellStart"/>
       <w:r>
         <w:rPr>
           <w:rFonts w:ascii="Arial Narrow" w:hAnsi="Arial Narrow" w:cstheme="majorHAnsi"/>
@@ -516,7 +531,6 @@
         </w:rPr>
         <w:t>EmployeeName</w:t>
       </w:r>
-      <w:proofErr w:type="spellEnd"/>
       <w:r>
         <w:rPr>
           <w:rFonts w:ascii="Arial Narrow" w:eastAsia="Times New Roman" w:hAnsi="Arial Narrow" w:cstheme="majorHAnsi"/>
@@ -752,7 +766,6 @@
         </w:rPr>
         <w:t>{</w:t>
       </w:r>
-      <w:proofErr w:type="spellStart"/>
       <w:r>
         <w:rPr>
           <w:rFonts w:cstheme="minorHAnsi"/>
@@ -763,7 +776,6 @@
         </w:rPr>
         <w:t>DesignationName</w:t>
       </w:r>
-      <w:proofErr w:type="spellEnd"/>
       <w:r>
         <w:rPr>
           <w:rFonts w:ascii="Arial Narrow" w:eastAsia="Times New Roman" w:hAnsi="Arial Narrow" w:cstheme="majorHAnsi"/>
@@ -803,7 +815,14 @@
           <w:b/>
           <w:bCs/>
         </w:rPr>
-        <w:t xml:space="preserve">Reporting : </w:t>
+        <w:t>Reporting:</w:t>
+      </w:r>
+      <w:r>
+        <w:rPr>
+          <w:b/>
+          <w:bCs/>
+        </w:rPr>
+        <w:t xml:space="preserve"> </w:t>
       </w:r>
     </w:p>
     <w:p>
@@ -823,13 +842,36 @@
         <w:t xml:space="preserve">ou will report to </w:t>
       </w:r>
       <w:r>
-        <w:t>the Mr</w:t>
-      </w:r>
-      <w:r>
-        <w:t xml:space="preserve"> </w:t>
-      </w:r>
-      <w:r>
-        <w:t>Birendra Rawat</w:t>
+        <w:t xml:space="preserve">the </w:t>
+      </w:r>
+      <w:r>
+        <w:rPr>
+          <w:rFonts w:ascii="Arial Narrow" w:eastAsia="Times New Roman" w:hAnsi="Arial Narrow" w:cstheme="majorHAnsi"/>
+          <w:b/>
+          <w:bCs/>
+          <w:sz w:val="24"/>
+          <w:szCs w:val="24"/>
+        </w:rPr>
+        <w:t>{</w:t>
+      </w:r>
+      <w:r>
+        <w:rPr>
+          <w:rFonts w:ascii="Consolas" w:hAnsi="Consolas" w:cs="Consolas"/>
+          <w:sz w:val="19"/>
+          <w:szCs w:val="19"/>
+          <w:lang w:val="en-US"/>
+        </w:rPr>
+        <w:t>Designation</w:t>
+      </w:r>
+      <w:r>
+        <w:rPr>
+          <w:rFonts w:ascii="Arial Narrow" w:eastAsia="Times New Roman" w:hAnsi="Arial Narrow" w:cstheme="majorHAnsi"/>
+          <w:b/>
+          <w:bCs/>
+          <w:sz w:val="24"/>
+          <w:szCs w:val="24"/>
+        </w:rPr>
+        <w:t>}</w:t>
       </w:r>
       <w:r>
         <w:t>. However, you will need to coordinate constantly with other members of the company too if need be.</w:t>
@@ -866,14 +908,28 @@
           <w:b/>
           <w:bCs/>
         </w:rPr>
-        <w:t>Employment Type</w:t>
-      </w:r>
-      <w:r>
-        <w:rPr>
-          <w:b/>
-          <w:bCs/>
-        </w:rPr>
-        <w:t xml:space="preserve"> : </w:t>
+        <w:t xml:space="preserve">Employment </w:t>
+      </w:r>
+      <w:r>
+        <w:rPr>
+          <w:b/>
+          <w:bCs/>
+        </w:rPr>
+        <w:t>Type</w:t>
+      </w:r>
+      <w:r>
+        <w:rPr>
+          <w:b/>
+          <w:bCs/>
+        </w:rPr>
+        <w:t>:</w:t>
+      </w:r>
+      <w:r>
+        <w:rPr>
+          <w:b/>
+          <w:bCs/>
+        </w:rPr>
+        <w:t xml:space="preserve"> </w:t>
       </w:r>
       <w:r>
         <w:t>Full Time</w:t>
@@ -910,14 +966,7 @@
           <w:b/>
           <w:bCs/>
         </w:rPr>
-        <w:t xml:space="preserve">Salary </w:t>
-      </w:r>
-      <w:r>
-        <w:rPr>
-          <w:b/>
-          <w:bCs/>
-        </w:rPr>
-        <w:t>:</w:t>
+        <w:t>Salary:</w:t>
       </w:r>
     </w:p>
     <w:p>
@@ -1143,60 +1192,54 @@
           <w:rFonts w:ascii="Calibri" w:eastAsia="Calibri" w:hAnsi="Calibri" w:cs="Calibri"/>
           <w:color w:val="181717"/>
           <w:sz w:val="23"/>
-        </w:rPr>
-        <w:t xml:space="preserve">Plot No </w:t>
+          <w:lang w:val="en-IN"/>
+        </w:rPr>
+        <w:t>Plot No 615, Vill-Pancha PO Bundu, Ranchi</w:t>
       </w:r>
       <w:r>
         <w:rPr>
           <w:rFonts w:ascii="Calibri" w:eastAsia="Calibri" w:hAnsi="Calibri" w:cs="Calibri"/>
           <w:color w:val="181717"/>
           <w:sz w:val="23"/>
-        </w:rPr>
-        <w:t>512, Village</w:t>
+          <w:lang w:val="en-IN"/>
+        </w:rPr>
+        <w:t>,</w:t>
       </w:r>
       <w:r>
         <w:rPr>
           <w:rFonts w:ascii="Calibri" w:eastAsia="Calibri" w:hAnsi="Calibri" w:cs="Calibri"/>
           <w:color w:val="181717"/>
           <w:sz w:val="23"/>
-        </w:rPr>
-        <w:t xml:space="preserve"> </w:t>
-      </w:r>
-      <w:proofErr w:type="spellStart"/>
+          <w:lang w:val="en-IN"/>
+        </w:rPr>
+        <w:t xml:space="preserve"> Jharkhand </w:t>
+      </w:r>
       <w:r>
         <w:rPr>
           <w:rFonts w:ascii="Calibri" w:eastAsia="Calibri" w:hAnsi="Calibri" w:cs="Calibri"/>
           <w:color w:val="181717"/>
           <w:sz w:val="23"/>
-        </w:rPr>
-        <w:t>Garke</w:t>
-      </w:r>
-      <w:proofErr w:type="spellEnd"/>
+          <w:lang w:val="en-IN"/>
+        </w:rPr>
+        <w:t xml:space="preserve">- </w:t>
+      </w:r>
       <w:r>
         <w:rPr>
           <w:rFonts w:ascii="Calibri" w:eastAsia="Calibri" w:hAnsi="Calibri" w:cs="Calibri"/>
           <w:color w:val="181717"/>
           <w:sz w:val="23"/>
-        </w:rPr>
-        <w:t xml:space="preserve"> P.S. </w:t>
-      </w:r>
-      <w:proofErr w:type="spellStart"/>
+          <w:lang w:val="en-IN"/>
+        </w:rPr>
+        <w:t>835204</w:t>
+      </w:r>
       <w:r>
         <w:rPr>
           <w:rFonts w:ascii="Calibri" w:eastAsia="Calibri" w:hAnsi="Calibri" w:cs="Calibri"/>
           <w:color w:val="181717"/>
           <w:sz w:val="23"/>
-        </w:rPr>
-        <w:t>Namkum</w:t>
-      </w:r>
-      <w:proofErr w:type="spellEnd"/>
-      <w:r>
-        <w:rPr>
-          <w:rFonts w:ascii="Calibri" w:eastAsia="Calibri" w:hAnsi="Calibri" w:cs="Calibri"/>
-          <w:color w:val="181717"/>
-          <w:sz w:val="23"/>
-        </w:rPr>
-        <w:t>, Ranchi, Jharkhand (India)</w:t>
+          <w:lang w:val="en-IN"/>
+        </w:rPr>
+        <w:t>.</w:t>
       </w:r>
     </w:p>
     <w:p>
@@ -1279,7 +1322,13 @@
         <w:jc w:val="both"/>
       </w:pPr>
       <w:r>
-        <w:t>You will be entitle for Leaves as per company policy.</w:t>
+        <w:t xml:space="preserve">You will be </w:t>
+      </w:r>
+      <w:r>
+        <w:t>entitled</w:t>
+      </w:r>
+      <w:r>
+        <w:t xml:space="preserve"> for Leaves as per company policy.</w:t>
       </w:r>
     </w:p>
     <w:p>
@@ -1387,7 +1436,7 @@
           <w:color w:val="181717"/>
           <w:sz w:val="23"/>
         </w:rPr>
-        <w:t xml:space="preserve">You shall devote your whole time and energy exclusively to the business and </w:t>
+        <w:t xml:space="preserve">You shall devote your whole time and energy exclusively to the business and interest of the company and will not, without prior consent in writing from the Management, engage yourself or be concerned directly or indirectly with any other trade, business or occupation whatsoever, </w:t>
       </w:r>
       <w:r>
         <w:rPr>
@@ -1396,7 +1445,7 @@
           <w:sz w:val="23"/>
         </w:rPr>
         <w:lastRenderedPageBreak/>
-        <w:t xml:space="preserve">interest of the company and will not, without prior consent in writing from the Management, engage yourself or be concerned directly or indirectly with any other trade, business or occupation whatsoever, not to take or accept any office or position whether honorary or otherwise under any other firm, enterprise or person. </w:t>
+        <w:t xml:space="preserve">not to take or accept any office or position whether honorary or otherwise under any other firm, enterprise or person. </w:t>
       </w:r>
     </w:p>
     <w:p>
@@ -1707,7 +1756,6 @@
         <w:jc w:val="both"/>
       </w:pPr>
       <w:r>
-        <w:lastRenderedPageBreak/>
         <w:t>Your duty to safeguard and not disclose Confidential Information will survive the expiration or termination of this Agreement and/or your employment with the Company.</w:t>
       </w:r>
     </w:p>
@@ -1762,6 +1810,7 @@
         <w:jc w:val="both"/>
       </w:pPr>
       <w:r>
+        <w:lastRenderedPageBreak/>
         <w:t>Notices may be given by you to the Company at its registered office address or local address. Notices may be given by the Company to you at the address stated by you in the official records.</w:t>
       </w:r>
     </w:p>
@@ -1867,15 +1916,7 @@
         <w:jc w:val="both"/>
       </w:pPr>
       <w:r>
-        <w:t xml:space="preserve">Proof of age - either SSC certificate, School Leaving Certificate </w:t>
-      </w:r>
-      <w:proofErr w:type="gramStart"/>
-      <w:r>
-        <w:t>or  any</w:t>
-      </w:r>
-      <w:proofErr w:type="gramEnd"/>
-      <w:r>
-        <w:t xml:space="preserve"> other acceptable documents.</w:t>
+        <w:t>Proof of age - either SSC certificate, School Leaving Certificate or  any other acceptable documents.</w:t>
       </w:r>
     </w:p>
     <w:p>
@@ -2204,7 +2245,6 @@
         </w:rPr>
         <w:t>{</w:t>
       </w:r>
-      <w:proofErr w:type="spellStart"/>
       <w:r>
         <w:rPr>
           <w:rFonts w:ascii="Arial Narrow" w:hAnsi="Arial Narrow" w:cstheme="majorHAnsi"/>
@@ -2215,7 +2255,6 @@
         </w:rPr>
         <w:t>EmployeeName</w:t>
       </w:r>
-      <w:proofErr w:type="spellEnd"/>
       <w:r>
         <w:rPr>
           <w:rFonts w:ascii="Arial Narrow" w:eastAsia="Times New Roman" w:hAnsi="Arial Narrow" w:cstheme="majorHAnsi"/>
@@ -2239,9 +2278,6 @@
           <w:szCs w:val="24"/>
         </w:rPr>
         <w:tab/>
-      </w:r>
-      <w:r>
-        <w:t>Birendra Singh Rawat</w:t>
       </w:r>
     </w:p>
     <w:p>
@@ -2266,6 +2302,38 @@
         </w:rPr>
         <w:t>{Date}</w:t>
       </w:r>
+      <w:r>
+        <w:rPr>
+          <w:rFonts w:ascii="Arial Narrow" w:eastAsia="Times New Roman" w:hAnsi="Arial Narrow" w:cstheme="majorHAnsi"/>
+          <w:b/>
+          <w:bCs/>
+          <w:sz w:val="24"/>
+          <w:szCs w:val="24"/>
+        </w:rPr>
+        <w:tab/>
+      </w:r>
+      <w:r>
+        <w:rPr>
+          <w:rFonts w:ascii="Arial Narrow" w:eastAsia="Times New Roman" w:hAnsi="Arial Narrow" w:cstheme="majorHAnsi"/>
+          <w:b/>
+          <w:bCs/>
+          <w:sz w:val="24"/>
+          <w:szCs w:val="24"/>
+        </w:rPr>
+        <w:tab/>
+      </w:r>
+      <w:r>
+        <w:t>Authorised Signatory</w:t>
+      </w:r>
+    </w:p>
+    <w:p>
+      <w:pPr>
+        <w:pStyle w:val="NoSpacing"/>
+        <w:tabs>
+          <w:tab w:val="left" w:pos="270"/>
+        </w:tabs>
+        <w:ind w:left="5040" w:hanging="5040"/>
+      </w:pPr>
       <w:r>
         <w:tab/>
       </w:r>
@@ -2301,7 +2369,7 @@
 </file>
 
 <file path=word/endnotes.xml><?xml version="1.0" encoding="utf-8"?>
-<w:endnotes xmlns:wpc="http://schemas.microsoft.com/office/word/2010/wordprocessingCanvas" xmlns:cx="http://schemas.microsoft.com/office/drawing/2014/chartex" xmlns:cx1="http://schemas.microsoft.com/office/drawing/2015/9/8/chartex" xmlns:cx2="http://schemas.microsoft.com/office/drawing/2015/10/21/chartex" xmlns:cx3="http://schemas.microsoft.com/office/drawing/2016/5/9/chartex" xmlns:cx4="http://schemas.microsoft.com/office/drawing/2016/5/10/chartex" xmlns:cx5="http://schemas.microsoft.com/office/drawing/2016/5/11/chartex" xmlns:cx6="http://schemas.microsoft.com/office/drawing/2016/5/12/chartex" xmlns:cx7="http://schemas.microsoft.com/office/drawing/2016/5/13/chartex" xmlns:cx8="http://schemas.microsoft.com/office/drawing/2016/5/14/chartex" xmlns:mc="http://schemas.openxmlformats.org/markup-compatibility/2006" xmlns:aink="http://schemas.microsoft.com/office/drawing/2016/ink" xmlns:am3d="http://schemas.microsoft.com/office/drawing/2017/model3d" xmlns:o="urn:schemas-microsoft-com:office:office" xmlns:r="http://schemas.openxmlformats.org/officeDocument/2006/relationships" xmlns:m="http://schemas.openxmlformats.org/officeDocument/2006/math" xmlns:v="urn:schemas-microsoft-com:vml" xmlns:wp14="http://schemas.microsoft.com/office/word/2010/wordprocessingDrawing" xmlns:wp="http://schemas.openxmlformats.org/drawingml/2006/wordprocessingDrawing" xmlns:w10="urn:schemas-microsoft-com:office:word" xmlns:w="http://schemas.openxmlformats.org/wordprocessingml/2006/main" xmlns:w14="http://schemas.microsoft.com/office/word/2010/wordml" xmlns:w15="http://schemas.microsoft.com/office/word/2012/wordml" xmlns:w16cex="http://schemas.microsoft.com/office/word/2018/wordml/cex" xmlns:w16cid="http://schemas.microsoft.com/office/word/2016/wordml/cid" xmlns:w16="http://schemas.microsoft.com/office/word/2018/wordml" xmlns:w16sdtdh="http://schemas.microsoft.com/office/word/2020/wordml/sdtdatahash" xmlns:w16se="http://schemas.microsoft.com/office/word/2015/wordml/symex" xmlns:wpg="http://schemas.microsoft.com/office/word/2010/wordprocessingGroup" xmlns:wpi="http://schemas.microsoft.com/office/word/2010/wordprocessingInk" xmlns:wne="http://schemas.microsoft.com/office/word/2006/wordml" xmlns:wps="http://schemas.microsoft.com/office/word/2010/wordprocessingShape" mc:Ignorable="w14 w15 w16se w16cid w16 w16cex w16sdtdh wp14">
+<w:endnotes xmlns:wpc="http://schemas.microsoft.com/office/word/2010/wordprocessingCanvas" xmlns:cx="http://schemas.microsoft.com/office/drawing/2014/chartex" xmlns:cx1="http://schemas.microsoft.com/office/drawing/2015/9/8/chartex" xmlns:cx2="http://schemas.microsoft.com/office/drawing/2015/10/21/chartex" xmlns:cx3="http://schemas.microsoft.com/office/drawing/2016/5/9/chartex" xmlns:cx4="http://schemas.microsoft.com/office/drawing/2016/5/10/chartex" xmlns:cx5="http://schemas.microsoft.com/office/drawing/2016/5/11/chartex" xmlns:cx6="http://schemas.microsoft.com/office/drawing/2016/5/12/chartex" xmlns:cx7="http://schemas.microsoft.com/office/drawing/2016/5/13/chartex" xmlns:cx8="http://schemas.microsoft.com/office/drawing/2016/5/14/chartex" xmlns:mc="http://schemas.openxmlformats.org/markup-compatibility/2006" xmlns:aink="http://schemas.microsoft.com/office/drawing/2016/ink" xmlns:am3d="http://schemas.microsoft.com/office/drawing/2017/model3d" xmlns:o="urn:schemas-microsoft-com:office:office" xmlns:oel="http://schemas.microsoft.com/office/2019/extlst" xmlns:r="http://schemas.openxmlformats.org/officeDocument/2006/relationships" xmlns:m="http://schemas.openxmlformats.org/officeDocument/2006/math" xmlns:v="urn:schemas-microsoft-com:vml" xmlns:wp14="http://schemas.microsoft.com/office/word/2010/wordprocessingDrawing" xmlns:wp="http://schemas.openxmlformats.org/drawingml/2006/wordprocessingDrawing" xmlns:w10="urn:schemas-microsoft-com:office:word" xmlns:w="http://schemas.openxmlformats.org/wordprocessingml/2006/main" xmlns:w14="http://schemas.microsoft.com/office/word/2010/wordml" xmlns:w15="http://schemas.microsoft.com/office/word/2012/wordml" xmlns:w16cex="http://schemas.microsoft.com/office/word/2018/wordml/cex" xmlns:w16cid="http://schemas.microsoft.com/office/word/2016/wordml/cid" xmlns:w16="http://schemas.microsoft.com/office/word/2018/wordml" xmlns:w16sdtdh="http://schemas.microsoft.com/office/word/2020/wordml/sdtdatahash" xmlns:w16se="http://schemas.microsoft.com/office/word/2015/wordml/symex" xmlns:wpg="http://schemas.microsoft.com/office/word/2010/wordprocessingGroup" xmlns:wpi="http://schemas.microsoft.com/office/word/2010/wordprocessingInk" xmlns:wne="http://schemas.microsoft.com/office/word/2006/wordml" xmlns:wps="http://schemas.microsoft.com/office/word/2010/wordprocessingShape" mc:Ignorable="w14 w15 w16se w16cid w16 w16cex w16sdtdh wp14">
   <w:endnote w:type="separator" w:id="-1">
     <w:p>
       <w:pPr>
@@ -2326,7 +2394,7 @@
 </file>
 
 <file path=word/footer1.xml><?xml version="1.0" encoding="utf-8"?>
-<w:ftr xmlns:wpc="http://schemas.microsoft.com/office/word/2010/wordprocessingCanvas" xmlns:cx="http://schemas.microsoft.com/office/drawing/2014/chartex" xmlns:cx1="http://schemas.microsoft.com/office/drawing/2015/9/8/chartex" xmlns:cx2="http://schemas.microsoft.com/office/drawing/2015/10/21/chartex" xmlns:cx3="http://schemas.microsoft.com/office/drawing/2016/5/9/chartex" xmlns:cx4="http://schemas.microsoft.com/office/drawing/2016/5/10/chartex" xmlns:cx5="http://schemas.microsoft.com/office/drawing/2016/5/11/chartex" xmlns:cx6="http://schemas.microsoft.com/office/drawing/2016/5/12/chartex" xmlns:cx7="http://schemas.microsoft.com/office/drawing/2016/5/13/chartex" xmlns:cx8="http://schemas.microsoft.com/office/drawing/2016/5/14/chartex" xmlns:mc="http://schemas.openxmlformats.org/markup-compatibility/2006" xmlns:aink="http://schemas.microsoft.com/office/drawing/2016/ink" xmlns:am3d="http://schemas.microsoft.com/office/drawing/2017/model3d" xmlns:o="urn:schemas-microsoft-com:office:office" xmlns:r="http://schemas.openxmlformats.org/officeDocument/2006/relationships" xmlns:m="http://schemas.openxmlformats.org/officeDocument/2006/math" xmlns:v="urn:schemas-microsoft-com:vml" xmlns:wp14="http://schemas.microsoft.com/office/word/2010/wordprocessingDrawing" xmlns:wp="http://schemas.openxmlformats.org/drawingml/2006/wordprocessingDrawing" xmlns:w10="urn:schemas-microsoft-com:office:word" xmlns:w="http://schemas.openxmlformats.org/wordprocessingml/2006/main" xmlns:w14="http://schemas.microsoft.com/office/word/2010/wordml" xmlns:w15="http://schemas.microsoft.com/office/word/2012/wordml" xmlns:w16cex="http://schemas.microsoft.com/office/word/2018/wordml/cex" xmlns:w16cid="http://schemas.microsoft.com/office/word/2016/wordml/cid" xmlns:w16="http://schemas.microsoft.com/office/word/2018/wordml" xmlns:w16sdtdh="http://schemas.microsoft.com/office/word/2020/wordml/sdtdatahash" xmlns:w16se="http://schemas.microsoft.com/office/word/2015/wordml/symex" xmlns:wpg="http://schemas.microsoft.com/office/word/2010/wordprocessingGroup" xmlns:wpi="http://schemas.microsoft.com/office/word/2010/wordprocessingInk" xmlns:wne="http://schemas.microsoft.com/office/word/2006/wordml" xmlns:wps="http://schemas.microsoft.com/office/word/2010/wordprocessingShape" mc:Ignorable="w14 w15 w16se w16cid w16 w16cex w16sdtdh wp14">
+<w:ftr xmlns:wpc="http://schemas.microsoft.com/office/word/2010/wordprocessingCanvas" xmlns:cx="http://schemas.microsoft.com/office/drawing/2014/chartex" xmlns:cx1="http://schemas.microsoft.com/office/drawing/2015/9/8/chartex" xmlns:cx2="http://schemas.microsoft.com/office/drawing/2015/10/21/chartex" xmlns:cx3="http://schemas.microsoft.com/office/drawing/2016/5/9/chartex" xmlns:cx4="http://schemas.microsoft.com/office/drawing/2016/5/10/chartex" xmlns:cx5="http://schemas.microsoft.com/office/drawing/2016/5/11/chartex" xmlns:cx6="http://schemas.microsoft.com/office/drawing/2016/5/12/chartex" xmlns:cx7="http://schemas.microsoft.com/office/drawing/2016/5/13/chartex" xmlns:cx8="http://schemas.microsoft.com/office/drawing/2016/5/14/chartex" xmlns:mc="http://schemas.openxmlformats.org/markup-compatibility/2006" xmlns:aink="http://schemas.microsoft.com/office/drawing/2016/ink" xmlns:am3d="http://schemas.microsoft.com/office/drawing/2017/model3d" xmlns:o="urn:schemas-microsoft-com:office:office" xmlns:oel="http://schemas.microsoft.com/office/2019/extlst" xmlns:r="http://schemas.openxmlformats.org/officeDocument/2006/relationships" xmlns:m="http://schemas.openxmlformats.org/officeDocument/2006/math" xmlns:v="urn:schemas-microsoft-com:vml" xmlns:wp14="http://schemas.microsoft.com/office/word/2010/wordprocessingDrawing" xmlns:wp="http://schemas.openxmlformats.org/drawingml/2006/wordprocessingDrawing" xmlns:w10="urn:schemas-microsoft-com:office:word" xmlns:w="http://schemas.openxmlformats.org/wordprocessingml/2006/main" xmlns:w14="http://schemas.microsoft.com/office/word/2010/wordml" xmlns:w15="http://schemas.microsoft.com/office/word/2012/wordml" xmlns:w16cex="http://schemas.microsoft.com/office/word/2018/wordml/cex" xmlns:w16cid="http://schemas.microsoft.com/office/word/2016/wordml/cid" xmlns:w16="http://schemas.microsoft.com/office/word/2018/wordml" xmlns:w16sdtdh="http://schemas.microsoft.com/office/word/2020/wordml/sdtdatahash" xmlns:w16se="http://schemas.microsoft.com/office/word/2015/wordml/symex" xmlns:wpg="http://schemas.microsoft.com/office/word/2010/wordprocessingGroup" xmlns:wpi="http://schemas.microsoft.com/office/word/2010/wordprocessingInk" xmlns:wne="http://schemas.microsoft.com/office/word/2006/wordml" xmlns:wps="http://schemas.microsoft.com/office/word/2010/wordprocessingShape" mc:Ignorable="w14 w15 w16se w16cid w16 w16cex w16sdtdh wp14">
   <w:sdt>
     <w:sdtPr>
       <w:rPr>
@@ -2338,11 +2406,6 @@
         <w:docPartUnique/>
       </w:docPartObj>
     </w:sdtPr>
-    <w:sdtEndPr>
-      <w:rPr>
-        <w:rStyle w:val="PageNumber"/>
-      </w:rPr>
-    </w:sdtEndPr>
     <w:sdtContent>
       <w:p>
         <w:pPr>
@@ -2383,7 +2446,7 @@
 </file>
 
 <file path=word/footer2.xml><?xml version="1.0" encoding="utf-8"?>
-<w:ftr xmlns:wpc="http://schemas.microsoft.com/office/word/2010/wordprocessingCanvas" xmlns:cx="http://schemas.microsoft.com/office/drawing/2014/chartex" xmlns:cx1="http://schemas.microsoft.com/office/drawing/2015/9/8/chartex" xmlns:cx2="http://schemas.microsoft.com/office/drawing/2015/10/21/chartex" xmlns:cx3="http://schemas.microsoft.com/office/drawing/2016/5/9/chartex" xmlns:cx4="http://schemas.microsoft.com/office/drawing/2016/5/10/chartex" xmlns:cx5="http://schemas.microsoft.com/office/drawing/2016/5/11/chartex" xmlns:cx6="http://schemas.microsoft.com/office/drawing/2016/5/12/chartex" xmlns:cx7="http://schemas.microsoft.com/office/drawing/2016/5/13/chartex" xmlns:cx8="http://schemas.microsoft.com/office/drawing/2016/5/14/chartex" xmlns:mc="http://schemas.openxmlformats.org/markup-compatibility/2006" xmlns:aink="http://schemas.microsoft.com/office/drawing/2016/ink" xmlns:am3d="http://schemas.microsoft.com/office/drawing/2017/model3d" xmlns:o="urn:schemas-microsoft-com:office:office" xmlns:r="http://schemas.openxmlformats.org/officeDocument/2006/relationships" xmlns:m="http://schemas.openxmlformats.org/officeDocument/2006/math" xmlns:v="urn:schemas-microsoft-com:vml" xmlns:wp14="http://schemas.microsoft.com/office/word/2010/wordprocessingDrawing" xmlns:wp="http://schemas.openxmlformats.org/drawingml/2006/wordprocessingDrawing" xmlns:w10="urn:schemas-microsoft-com:office:word" xmlns:w="http://schemas.openxmlformats.org/wordprocessingml/2006/main" xmlns:w14="http://schemas.microsoft.com/office/word/2010/wordml" xmlns:w15="http://schemas.microsoft.com/office/word/2012/wordml" xmlns:w16cex="http://schemas.microsoft.com/office/word/2018/wordml/cex" xmlns:w16cid="http://schemas.microsoft.com/office/word/2016/wordml/cid" xmlns:w16="http://schemas.microsoft.com/office/word/2018/wordml" xmlns:w16sdtdh="http://schemas.microsoft.com/office/word/2020/wordml/sdtdatahash" xmlns:w16se="http://schemas.microsoft.com/office/word/2015/wordml/symex" xmlns:wpg="http://schemas.microsoft.com/office/word/2010/wordprocessingGroup" xmlns:wpi="http://schemas.microsoft.com/office/word/2010/wordprocessingInk" xmlns:wne="http://schemas.microsoft.com/office/word/2006/wordml" xmlns:wps="http://schemas.microsoft.com/office/word/2010/wordprocessingShape" mc:Ignorable="w14 w15 w16se w16cid w16 w16cex w16sdtdh wp14">
+<w:ftr xmlns:wpc="http://schemas.microsoft.com/office/word/2010/wordprocessingCanvas" xmlns:cx="http://schemas.microsoft.com/office/drawing/2014/chartex" xmlns:cx1="http://schemas.microsoft.com/office/drawing/2015/9/8/chartex" xmlns:cx2="http://schemas.microsoft.com/office/drawing/2015/10/21/chartex" xmlns:cx3="http://schemas.microsoft.com/office/drawing/2016/5/9/chartex" xmlns:cx4="http://schemas.microsoft.com/office/drawing/2016/5/10/chartex" xmlns:cx5="http://schemas.microsoft.com/office/drawing/2016/5/11/chartex" xmlns:cx6="http://schemas.microsoft.com/office/drawing/2016/5/12/chartex" xmlns:cx7="http://schemas.microsoft.com/office/drawing/2016/5/13/chartex" xmlns:cx8="http://schemas.microsoft.com/office/drawing/2016/5/14/chartex" xmlns:mc="http://schemas.openxmlformats.org/markup-compatibility/2006" xmlns:aink="http://schemas.microsoft.com/office/drawing/2016/ink" xmlns:am3d="http://schemas.microsoft.com/office/drawing/2017/model3d" xmlns:o="urn:schemas-microsoft-com:office:office" xmlns:oel="http://schemas.microsoft.com/office/2019/extlst" xmlns:r="http://schemas.openxmlformats.org/officeDocument/2006/relationships" xmlns:m="http://schemas.openxmlformats.org/officeDocument/2006/math" xmlns:v="urn:schemas-microsoft-com:vml" xmlns:wp14="http://schemas.microsoft.com/office/word/2010/wordprocessingDrawing" xmlns:wp="http://schemas.openxmlformats.org/drawingml/2006/wordprocessingDrawing" xmlns:w10="urn:schemas-microsoft-com:office:word" xmlns:w="http://schemas.openxmlformats.org/wordprocessingml/2006/main" xmlns:w14="http://schemas.microsoft.com/office/word/2010/wordml" xmlns:w15="http://schemas.microsoft.com/office/word/2012/wordml" xmlns:w16cex="http://schemas.microsoft.com/office/word/2018/wordml/cex" xmlns:w16cid="http://schemas.microsoft.com/office/word/2016/wordml/cid" xmlns:w16="http://schemas.microsoft.com/office/word/2018/wordml" xmlns:w16sdtdh="http://schemas.microsoft.com/office/word/2020/wordml/sdtdatahash" xmlns:w16se="http://schemas.microsoft.com/office/word/2015/wordml/symex" xmlns:wpg="http://schemas.microsoft.com/office/word/2010/wordprocessingGroup" xmlns:wpi="http://schemas.microsoft.com/office/word/2010/wordprocessingInk" xmlns:wne="http://schemas.microsoft.com/office/word/2006/wordml" xmlns:wps="http://schemas.microsoft.com/office/word/2010/wordprocessingShape" mc:Ignorable="w14 w15 w16se w16cid w16 w16cex w16sdtdh wp14">
   <w:sdt>
     <w:sdtPr>
       <w:rPr>
@@ -2395,11 +2458,6 @@
         <w:docPartUnique/>
       </w:docPartObj>
     </w:sdtPr>
-    <w:sdtEndPr>
-      <w:rPr>
-        <w:rStyle w:val="PageNumber"/>
-      </w:rPr>
-    </w:sdtEndPr>
     <w:sdtContent>
       <w:p>
         <w:pPr>
@@ -2538,7 +2596,7 @@
 </file>
 
 <file path=word/footnotes.xml><?xml version="1.0" encoding="utf-8"?>
-<w:footnotes xmlns:wpc="http://schemas.microsoft.com/office/word/2010/wordprocessingCanvas" xmlns:cx="http://schemas.microsoft.com/office/drawing/2014/chartex" xmlns:cx1="http://schemas.microsoft.com/office/drawing/2015/9/8/chartex" xmlns:cx2="http://schemas.microsoft.com/office/drawing/2015/10/21/chartex" xmlns:cx3="http://schemas.microsoft.com/office/drawing/2016/5/9/chartex" xmlns:cx4="http://schemas.microsoft.com/office/drawing/2016/5/10/chartex" xmlns:cx5="http://schemas.microsoft.com/office/drawing/2016/5/11/chartex" xmlns:cx6="http://schemas.microsoft.com/office/drawing/2016/5/12/chartex" xmlns:cx7="http://schemas.microsoft.com/office/drawing/2016/5/13/chartex" xmlns:cx8="http://schemas.microsoft.com/office/drawing/2016/5/14/chartex" xmlns:mc="http://schemas.openxmlformats.org/markup-compatibility/2006" xmlns:aink="http://schemas.microsoft.com/office/drawing/2016/ink" xmlns:am3d="http://schemas.microsoft.com/office/drawing/2017/model3d" xmlns:o="urn:schemas-microsoft-com:office:office" xmlns:r="http://schemas.openxmlformats.org/officeDocument/2006/relationships" xmlns:m="http://schemas.openxmlformats.org/officeDocument/2006/math" xmlns:v="urn:schemas-microsoft-com:vml" xmlns:wp14="http://schemas.microsoft.com/office/word/2010/wordprocessingDrawing" xmlns:wp="http://schemas.openxmlformats.org/drawingml/2006/wordprocessingDrawing" xmlns:w10="urn:schemas-microsoft-com:office:word" xmlns:w="http://schemas.openxmlformats.org/wordprocessingml/2006/main" xmlns:w14="http://schemas.microsoft.com/office/word/2010/wordml" xmlns:w15="http://schemas.microsoft.com/office/word/2012/wordml" xmlns:w16cex="http://schemas.microsoft.com/office/word/2018/wordml/cex" xmlns:w16cid="http://schemas.microsoft.com/office/word/2016/wordml/cid" xmlns:w16="http://schemas.microsoft.com/office/word/2018/wordml" xmlns:w16sdtdh="http://schemas.microsoft.com/office/word/2020/wordml/sdtdatahash" xmlns:w16se="http://schemas.microsoft.com/office/word/2015/wordml/symex" xmlns:wpg="http://schemas.microsoft.com/office/word/2010/wordprocessingGroup" xmlns:wpi="http://schemas.microsoft.com/office/word/2010/wordprocessingInk" xmlns:wne="http://schemas.microsoft.com/office/word/2006/wordml" xmlns:wps="http://schemas.microsoft.com/office/word/2010/wordprocessingShape" mc:Ignorable="w14 w15 w16se w16cid w16 w16cex w16sdtdh wp14">
+<w:footnotes xmlns:wpc="http://schemas.microsoft.com/office/word/2010/wordprocessingCanvas" xmlns:cx="http://schemas.microsoft.com/office/drawing/2014/chartex" xmlns:cx1="http://schemas.microsoft.com/office/drawing/2015/9/8/chartex" xmlns:cx2="http://schemas.microsoft.com/office/drawing/2015/10/21/chartex" xmlns:cx3="http://schemas.microsoft.com/office/drawing/2016/5/9/chartex" xmlns:cx4="http://schemas.microsoft.com/office/drawing/2016/5/10/chartex" xmlns:cx5="http://schemas.microsoft.com/office/drawing/2016/5/11/chartex" xmlns:cx6="http://schemas.microsoft.com/office/drawing/2016/5/12/chartex" xmlns:cx7="http://schemas.microsoft.com/office/drawing/2016/5/13/chartex" xmlns:cx8="http://schemas.microsoft.com/office/drawing/2016/5/14/chartex" xmlns:mc="http://schemas.openxmlformats.org/markup-compatibility/2006" xmlns:aink="http://schemas.microsoft.com/office/drawing/2016/ink" xmlns:am3d="http://schemas.microsoft.com/office/drawing/2017/model3d" xmlns:o="urn:schemas-microsoft-com:office:office" xmlns:oel="http://schemas.microsoft.com/office/2019/extlst" xmlns:r="http://schemas.openxmlformats.org/officeDocument/2006/relationships" xmlns:m="http://schemas.openxmlformats.org/officeDocument/2006/math" xmlns:v="urn:schemas-microsoft-com:vml" xmlns:wp14="http://schemas.microsoft.com/office/word/2010/wordprocessingDrawing" xmlns:wp="http://schemas.openxmlformats.org/drawingml/2006/wordprocessingDrawing" xmlns:w10="urn:schemas-microsoft-com:office:word" xmlns:w="http://schemas.openxmlformats.org/wordprocessingml/2006/main" xmlns:w14="http://schemas.microsoft.com/office/word/2010/wordml" xmlns:w15="http://schemas.microsoft.com/office/word/2012/wordml" xmlns:w16cex="http://schemas.microsoft.com/office/word/2018/wordml/cex" xmlns:w16cid="http://schemas.microsoft.com/office/word/2016/wordml/cid" xmlns:w16="http://schemas.microsoft.com/office/word/2018/wordml" xmlns:w16sdtdh="http://schemas.microsoft.com/office/word/2020/wordml/sdtdatahash" xmlns:w16se="http://schemas.microsoft.com/office/word/2015/wordml/symex" xmlns:wpg="http://schemas.microsoft.com/office/word/2010/wordprocessingGroup" xmlns:wpi="http://schemas.microsoft.com/office/word/2010/wordprocessingInk" xmlns:wne="http://schemas.microsoft.com/office/word/2006/wordml" xmlns:wps="http://schemas.microsoft.com/office/word/2010/wordprocessingShape" mc:Ignorable="w14 w15 w16se w16cid w16 w16cex w16sdtdh wp14">
   <w:footnote w:type="separator" w:id="-1">
     <w:p>
       <w:pPr>
@@ -2563,7 +2621,7 @@
 </file>
 
 <file path=word/header1.xml><?xml version="1.0" encoding="utf-8"?>
-<w:hdr xmlns:wpc="http://schemas.microsoft.com/office/word/2010/wordprocessingCanvas" xmlns:cx="http://schemas.microsoft.com/office/drawing/2014/chartex" xmlns:cx1="http://schemas.microsoft.com/office/drawing/2015/9/8/chartex" xmlns:cx2="http://schemas.microsoft.com/office/drawing/2015/10/21/chartex" xmlns:cx3="http://schemas.microsoft.com/office/drawing/2016/5/9/chartex" xmlns:cx4="http://schemas.microsoft.com/office/drawing/2016/5/10/chartex" xmlns:cx5="http://schemas.microsoft.com/office/drawing/2016/5/11/chartex" xmlns:cx6="http://schemas.microsoft.com/office/drawing/2016/5/12/chartex" xmlns:cx7="http://schemas.microsoft.com/office/drawing/2016/5/13/chartex" xmlns:cx8="http://schemas.microsoft.com/office/drawing/2016/5/14/chartex" xmlns:mc="http://schemas.openxmlformats.org/markup-compatibility/2006" xmlns:aink="http://schemas.microsoft.com/office/drawing/2016/ink" xmlns:am3d="http://schemas.microsoft.com/office/drawing/2017/model3d" xmlns:o="urn:schemas-microsoft-com:office:office" xmlns:r="http://schemas.openxmlformats.org/officeDocument/2006/relationships" xmlns:m="http://schemas.openxmlformats.org/officeDocument/2006/math" xmlns:v="urn:schemas-microsoft-com:vml" xmlns:wp14="http://schemas.microsoft.com/office/word/2010/wordprocessingDrawing" xmlns:wp="http://schemas.openxmlformats.org/drawingml/2006/wordprocessingDrawing" xmlns:w10="urn:schemas-microsoft-com:office:word" xmlns:w="http://schemas.openxmlformats.org/wordprocessingml/2006/main" xmlns:w14="http://schemas.microsoft.com/office/word/2010/wordml" xmlns:w15="http://schemas.microsoft.com/office/word/2012/wordml" xmlns:w16cex="http://schemas.microsoft.com/office/word/2018/wordml/cex" xmlns:w16cid="http://schemas.microsoft.com/office/word/2016/wordml/cid" xmlns:w16="http://schemas.microsoft.com/office/word/2018/wordml" xmlns:w16sdtdh="http://schemas.microsoft.com/office/word/2020/wordml/sdtdatahash" xmlns:w16se="http://schemas.microsoft.com/office/word/2015/wordml/symex" xmlns:wpg="http://schemas.microsoft.com/office/word/2010/wordprocessingGroup" xmlns:wpi="http://schemas.microsoft.com/office/word/2010/wordprocessingInk" xmlns:wne="http://schemas.microsoft.com/office/word/2006/wordml" xmlns:wps="http://schemas.microsoft.com/office/word/2010/wordprocessingShape" mc:Ignorable="w14 w15 w16se w16cid w16 w16cex w16sdtdh wp14">
+<w:hdr xmlns:wpc="http://schemas.microsoft.com/office/word/2010/wordprocessingCanvas" xmlns:cx="http://schemas.microsoft.com/office/drawing/2014/chartex" xmlns:cx1="http://schemas.microsoft.com/office/drawing/2015/9/8/chartex" xmlns:cx2="http://schemas.microsoft.com/office/drawing/2015/10/21/chartex" xmlns:cx3="http://schemas.microsoft.com/office/drawing/2016/5/9/chartex" xmlns:cx4="http://schemas.microsoft.com/office/drawing/2016/5/10/chartex" xmlns:cx5="http://schemas.microsoft.com/office/drawing/2016/5/11/chartex" xmlns:cx6="http://schemas.microsoft.com/office/drawing/2016/5/12/chartex" xmlns:cx7="http://schemas.microsoft.com/office/drawing/2016/5/13/chartex" xmlns:cx8="http://schemas.microsoft.com/office/drawing/2016/5/14/chartex" xmlns:mc="http://schemas.openxmlformats.org/markup-compatibility/2006" xmlns:aink="http://schemas.microsoft.com/office/drawing/2016/ink" xmlns:am3d="http://schemas.microsoft.com/office/drawing/2017/model3d" xmlns:o="urn:schemas-microsoft-com:office:office" xmlns:oel="http://schemas.microsoft.com/office/2019/extlst" xmlns:r="http://schemas.openxmlformats.org/officeDocument/2006/relationships" xmlns:m="http://schemas.openxmlformats.org/officeDocument/2006/math" xmlns:v="urn:schemas-microsoft-com:vml" xmlns:wp14="http://schemas.microsoft.com/office/word/2010/wordprocessingDrawing" xmlns:wp="http://schemas.openxmlformats.org/drawingml/2006/wordprocessingDrawing" xmlns:w10="urn:schemas-microsoft-com:office:word" xmlns:w="http://schemas.openxmlformats.org/wordprocessingml/2006/main" xmlns:w14="http://schemas.microsoft.com/office/word/2010/wordml" xmlns:w15="http://schemas.microsoft.com/office/word/2012/wordml" xmlns:w16cex="http://schemas.microsoft.com/office/word/2018/wordml/cex" xmlns:w16cid="http://schemas.microsoft.com/office/word/2016/wordml/cid" xmlns:w16="http://schemas.microsoft.com/office/word/2018/wordml" xmlns:w16sdtdh="http://schemas.microsoft.com/office/word/2020/wordml/sdtdatahash" xmlns:w16se="http://schemas.microsoft.com/office/word/2015/wordml/symex" xmlns:wpg="http://schemas.microsoft.com/office/word/2010/wordprocessingGroup" xmlns:wpi="http://schemas.microsoft.com/office/word/2010/wordprocessingInk" xmlns:wne="http://schemas.microsoft.com/office/word/2006/wordml" xmlns:wps="http://schemas.microsoft.com/office/word/2010/wordprocessingShape" mc:Ignorable="w14 w15 w16se w16cid w16 w16cex w16sdtdh wp14">
   <w:p>
     <w:pPr>
       <w:spacing w:after="0"/>
@@ -2637,54 +2695,13 @@
     </w:pPr>
     <w:r>
       <w:rPr>
-        <w:color w:val="181717"/>
-        <w:sz w:val="23"/>
-      </w:rPr>
-      <w:t xml:space="preserve">Plot No 512, Sub Plot No.512/B, Thana No. 335, Village </w:t>
+        <w:rFonts w:asciiTheme="minorHAnsi" w:eastAsiaTheme="minorHAnsi" w:hAnsiTheme="minorHAnsi" w:cstheme="minorBidi"/>
+        <w:color w:val="auto"/>
+        <w:szCs w:val="22"/>
+        <w:lang w:bidi="ar-SA"/>
+      </w:rPr>
+      <w:t>Plot No 615, Vill-Pancha PO Bundu, Ranchi, Jharkhand - 835204</w:t>
     </w:r>
-    <w:proofErr w:type="spellStart"/>
-    <w:r>
-      <w:rPr>
-        <w:color w:val="181717"/>
-        <w:sz w:val="23"/>
-      </w:rPr>
-      <w:t>Garke</w:t>
-    </w:r>
-    <w:proofErr w:type="spellEnd"/>
-    <w:r>
-      <w:rPr>
-        <w:color w:val="181717"/>
-        <w:sz w:val="23"/>
-      </w:rPr>
-      <w:t xml:space="preserve"> P.S. </w:t>
-    </w:r>
-    <w:proofErr w:type="spellStart"/>
-    <w:r>
-      <w:rPr>
-        <w:color w:val="181717"/>
-        <w:sz w:val="23"/>
-      </w:rPr>
-      <w:t>Namkum</w:t>
-    </w:r>
-    <w:proofErr w:type="spellEnd"/>
-    <w:r>
-      <w:rPr>
-        <w:color w:val="181717"/>
-        <w:sz w:val="23"/>
-      </w:rPr>
-      <w:t xml:space="preserve">, Ranchi, Jharkhand, 834010  </w:t>
-    </w:r>
-  </w:p>
-  <w:p>
-    <w:pPr>
-      <w:spacing w:after="0" w:line="236" w:lineRule="auto"/>
-      <w:ind w:left="1368"/>
-      <w:jc w:val="center"/>
-      <w:rPr>
-        <w:color w:val="181717"/>
-        <w:sz w:val="23"/>
-      </w:rPr>
-    </w:pPr>
     <w:r>
       <w:rPr>
         <w:noProof/>
@@ -2751,13 +2768,6 @@
         </mc:Fallback>
       </mc:AlternateContent>
     </w:r>
-    <w:r>
-      <w:rPr>
-        <w:color w:val="181717"/>
-        <w:sz w:val="23"/>
-      </w:rPr>
-      <w:t xml:space="preserve">Mob: +91 96679 36357 | Email: auburndesign20@gmail.com  </w:t>
-    </w:r>
   </w:p>
   <w:p>
     <w:pPr>
@@ -2773,7 +2783,7 @@
 </file>
 
 <file path=word/numbering.xml><?xml version="1.0" encoding="utf-8"?>
-<w:numbering xmlns:wpc="http://schemas.microsoft.com/office/word/2010/wordprocessingCanvas" xmlns:cx="http://schemas.microsoft.com/office/drawing/2014/chartex" xmlns:cx1="http://schemas.microsoft.com/office/drawing/2015/9/8/chartex" xmlns:cx2="http://schemas.microsoft.com/office/drawing/2015/10/21/chartex" xmlns:cx3="http://schemas.microsoft.com/office/drawing/2016/5/9/chartex" xmlns:cx4="http://schemas.microsoft.com/office/drawing/2016/5/10/chartex" xmlns:cx5="http://schemas.microsoft.com/office/drawing/2016/5/11/chartex" xmlns:cx6="http://schemas.microsoft.com/office/drawing/2016/5/12/chartex" xmlns:cx7="http://schemas.microsoft.com/office/drawing/2016/5/13/chartex" xmlns:cx8="http://schemas.microsoft.com/office/drawing/2016/5/14/chartex" xmlns:mc="http://schemas.openxmlformats.org/markup-compatibility/2006" xmlns:aink="http://schemas.microsoft.com/office/drawing/2016/ink" xmlns:am3d="http://schemas.microsoft.com/office/drawing/2017/model3d" xmlns:o="urn:schemas-microsoft-com:office:office" xmlns:r="http://schemas.openxmlformats.org/officeDocument/2006/relationships" xmlns:m="http://schemas.openxmlformats.org/officeDocument/2006/math" xmlns:v="urn:schemas-microsoft-com:vml" xmlns:wp14="http://schemas.microsoft.com/office/word/2010/wordprocessingDrawing" xmlns:wp="http://schemas.openxmlformats.org/drawingml/2006/wordprocessingDrawing" xmlns:w10="urn:schemas-microsoft-com:office:word" xmlns:w="http://schemas.openxmlformats.org/wordprocessingml/2006/main" xmlns:w14="http://schemas.microsoft.com/office/word/2010/wordml" xmlns:w15="http://schemas.microsoft.com/office/word/2012/wordml" xmlns:w16cex="http://schemas.microsoft.com/office/word/2018/wordml/cex" xmlns:w16cid="http://schemas.microsoft.com/office/word/2016/wordml/cid" xmlns:w16="http://schemas.microsoft.com/office/word/2018/wordml" xmlns:w16sdtdh="http://schemas.microsoft.com/office/word/2020/wordml/sdtdatahash" xmlns:w16se="http://schemas.microsoft.com/office/word/2015/wordml/symex" xmlns:wpg="http://schemas.microsoft.com/office/word/2010/wordprocessingGroup" xmlns:wpi="http://schemas.microsoft.com/office/word/2010/wordprocessingInk" xmlns:wne="http://schemas.microsoft.com/office/word/2006/wordml" xmlns:wps="http://schemas.microsoft.com/office/word/2010/wordprocessingShape" mc:Ignorable="w14 w15 w16se w16cid w16 w16cex w16sdtdh wp14">
+<w:numbering xmlns:wpc="http://schemas.microsoft.com/office/word/2010/wordprocessingCanvas" xmlns:cx="http://schemas.microsoft.com/office/drawing/2014/chartex" xmlns:cx1="http://schemas.microsoft.com/office/drawing/2015/9/8/chartex" xmlns:cx2="http://schemas.microsoft.com/office/drawing/2015/10/21/chartex" xmlns:cx3="http://schemas.microsoft.com/office/drawing/2016/5/9/chartex" xmlns:cx4="http://schemas.microsoft.com/office/drawing/2016/5/10/chartex" xmlns:cx5="http://schemas.microsoft.com/office/drawing/2016/5/11/chartex" xmlns:cx6="http://schemas.microsoft.com/office/drawing/2016/5/12/chartex" xmlns:cx7="http://schemas.microsoft.com/office/drawing/2016/5/13/chartex" xmlns:cx8="http://schemas.microsoft.com/office/drawing/2016/5/14/chartex" xmlns:mc="http://schemas.openxmlformats.org/markup-compatibility/2006" xmlns:aink="http://schemas.microsoft.com/office/drawing/2016/ink" xmlns:am3d="http://schemas.microsoft.com/office/drawing/2017/model3d" xmlns:o="urn:schemas-microsoft-com:office:office" xmlns:oel="http://schemas.microsoft.com/office/2019/extlst" xmlns:r="http://schemas.openxmlformats.org/officeDocument/2006/relationships" xmlns:m="http://schemas.openxmlformats.org/officeDocument/2006/math" xmlns:v="urn:schemas-microsoft-com:vml" xmlns:wp14="http://schemas.microsoft.com/office/word/2010/wordprocessingDrawing" xmlns:wp="http://schemas.openxmlformats.org/drawingml/2006/wordprocessingDrawing" xmlns:w10="urn:schemas-microsoft-com:office:word" xmlns:w="http://schemas.openxmlformats.org/wordprocessingml/2006/main" xmlns:w14="http://schemas.microsoft.com/office/word/2010/wordml" xmlns:w15="http://schemas.microsoft.com/office/word/2012/wordml" xmlns:w16cex="http://schemas.microsoft.com/office/word/2018/wordml/cex" xmlns:w16cid="http://schemas.microsoft.com/office/word/2016/wordml/cid" xmlns:w16="http://schemas.microsoft.com/office/word/2018/wordml" xmlns:w16sdtdh="http://schemas.microsoft.com/office/word/2020/wordml/sdtdatahash" xmlns:w16se="http://schemas.microsoft.com/office/word/2015/wordml/symex" xmlns:wpg="http://schemas.microsoft.com/office/word/2010/wordprocessingGroup" xmlns:wpi="http://schemas.microsoft.com/office/word/2010/wordprocessingInk" xmlns:wne="http://schemas.microsoft.com/office/word/2006/wordml" xmlns:wps="http://schemas.microsoft.com/office/word/2010/wordprocessingShape" mc:Ignorable="w14 w15 w16se w16cid w16 w16cex w16sdtdh wp14">
   <w:abstractNum w:abstractNumId="0" w15:restartNumberingAfterBreak="0">
     <w:nsid w:val="08C3485E"/>
     <w:multiLevelType w:val="hybridMultilevel"/>
@@ -3673,31 +3683,31 @@
       </w:rPr>
     </w:lvl>
   </w:abstractNum>
-  <w:num w:numId="1">
+  <w:num w:numId="1" w16cid:durableId="934942778">
     <w:abstractNumId w:val="0"/>
   </w:num>
-  <w:num w:numId="2">
+  <w:num w:numId="2" w16cid:durableId="313065598">
     <w:abstractNumId w:val="3"/>
   </w:num>
-  <w:num w:numId="3">
+  <w:num w:numId="3" w16cid:durableId="469442072">
     <w:abstractNumId w:val="8"/>
   </w:num>
-  <w:num w:numId="4">
+  <w:num w:numId="4" w16cid:durableId="129978358">
     <w:abstractNumId w:val="6"/>
   </w:num>
-  <w:num w:numId="5">
+  <w:num w:numId="5" w16cid:durableId="1255744509">
     <w:abstractNumId w:val="2"/>
   </w:num>
-  <w:num w:numId="6">
+  <w:num w:numId="6" w16cid:durableId="1108159359">
     <w:abstractNumId w:val="4"/>
   </w:num>
-  <w:num w:numId="7">
+  <w:num w:numId="7" w16cid:durableId="122580396">
     <w:abstractNumId w:val="1"/>
   </w:num>
-  <w:num w:numId="8">
+  <w:num w:numId="8" w16cid:durableId="1471094978">
     <w:abstractNumId w:val="5"/>
   </w:num>
-  <w:num w:numId="9">
+  <w:num w:numId="9" w16cid:durableId="360013027">
     <w:abstractNumId w:val="7"/>
   </w:num>
 </w:numbering>
@@ -3822,6 +3832,7 @@
     <w:lsdException w:name="HTML Sample" w:semiHidden="1" w:unhideWhenUsed="1"/>
     <w:lsdException w:name="HTML Typewriter" w:semiHidden="1" w:unhideWhenUsed="1"/>
     <w:lsdException w:name="HTML Variable" w:semiHidden="1" w:unhideWhenUsed="1"/>
+    <w:lsdException w:name="Normal Table" w:semiHidden="1" w:unhideWhenUsed="1"/>
     <w:lsdException w:name="annotation subject" w:semiHidden="1" w:unhideWhenUsed="1"/>
     <w:lsdException w:name="No List" w:semiHidden="1" w:unhideWhenUsed="1"/>
     <w:lsdException w:name="Outline List 1" w:semiHidden="1" w:unhideWhenUsed="1"/>
@@ -3864,8 +3875,11 @@
     <w:lsdException w:name="Table Contemporary" w:semiHidden="1" w:unhideWhenUsed="1"/>
     <w:lsdException w:name="Table Elegant" w:semiHidden="1" w:unhideWhenUsed="1"/>
     <w:lsdException w:name="Table Professional" w:semiHidden="1" w:unhideWhenUsed="1"/>
+    <w:lsdException w:name="Table Subtle 1" w:semiHidden="1" w:unhideWhenUsed="1"/>
     <w:lsdException w:name="Table Subtle 2" w:semiHidden="1" w:unhideWhenUsed="1"/>
     <w:lsdException w:name="Table Web 1" w:semiHidden="1" w:unhideWhenUsed="1"/>
+    <w:lsdException w:name="Table Web 2" w:semiHidden="1" w:unhideWhenUsed="1"/>
+    <w:lsdException w:name="Table Web 3" w:semiHidden="1" w:unhideWhenUsed="1"/>
     <w:lsdException w:name="Balloon Text" w:semiHidden="1" w:unhideWhenUsed="1"/>
     <w:lsdException w:name="Table Grid" w:uiPriority="39"/>
     <w:lsdException w:name="Table Theme" w:semiHidden="1" w:unhideWhenUsed="1"/>
